--- a/Øvelser/Biologi/osmose-i-kartofler/osmose-i-kartofler.docx
+++ b/Øvelser/Biologi/osmose-i-kartofler/osmose-i-kartofler.docx
@@ -443,21 +443,13 @@
       </w:tr>
     </w:tbl>
     <w:bookmarkEnd w:id="26"/>
-    <w:bookmarkStart w:id="27" w:name="registrering-af-målinger"/>
+    <w:bookmarkStart w:id="28" w:name="registrering-af-målinger"/>
     <w:p>
       <w:pPr>
         <w:pStyle w:val="Heading2"/>
       </w:pPr>
       <w:r>
         <w:t xml:space="preserve">Registrering af målinger</w:t>
-      </w:r>
-    </w:p>
-    <w:p>
-      <w:pPr>
-        <w:pStyle w:val="TableCaption"/>
-      </w:pPr>
-      <w:r>
-        <w:t xml:space="preserve">Vægtændring hos kartoffelskiver i NaCl-opløsninger med forskellig koncentration.</w:t>
       </w:r>
     </w:p>
     <w:tbl>
@@ -465,412 +457,454 @@
         <w:tblStyle w:val="Table"/>
         <w:tblW w:type="pct" w:w="5000"/>
         <w:tblLayout w:type="fixed"/>
-        <w:tblLook w:firstRow="1" w:lastRow="0" w:firstColumn="0" w:lastColumn="0" w:noHBand="0" w:noVBand="0" w:val="0020"/>
-        <w:tblCaption w:val="Vægtændring hos kartoffelskiver i NaCl-opløsninger med forskellig koncentration."/>
+        <w:tblLook w:firstRow="0" w:lastRow="0" w:firstColumn="0" w:lastColumn="0" w:noHBand="0" w:noVBand="0" w:val="0000"/>
       </w:tblPr>
       <w:tblGrid>
-        <w:gridCol w:w="1092"/>
-        <w:gridCol w:w="1365"/>
-        <w:gridCol w:w="1365"/>
-        <w:gridCol w:w="1365"/>
-        <w:gridCol w:w="1365"/>
-        <w:gridCol w:w="1365"/>
+        <w:gridCol w:w="7920"/>
       </w:tblGrid>
       <w:tr>
-        <w:trPr>
-          <w:cantSplit/>
-          <w:tblHeader w:val="on"/>
-        </w:trPr>
         <w:tc>
           <w:tcPr/>
+          <w:bookmarkStart w:id="27" w:name="tbl-1"/>
           <w:p>
             <w:pPr>
-              <w:pStyle w:val="Compact"/>
-              <w:keepNext/>
+              <w:jc w:val="center"/>
+            </w:pPr>
+            <w:pPr>
               <w:jc w:val="left"/>
+              <w:spacing w:before="200"/>
+              <w:pStyle w:val="ImageCaption"/>
             </w:pPr>
             <w:r>
-              <w:t xml:space="preserve">NaCl-koncentration</w:t>
+              <w:t xml:space="preserve">Tabel 1: Vægtændring hos kartoffelskiver i NaCl-opløsninger med forskellig koncentration.</w:t>
             </w:r>
           </w:p>
-        </w:tc>
-        <w:tc>
-          <w:tcPr/>
-          <w:p>
-            <w:pPr>
-              <w:pStyle w:val="Compact"/>
-              <w:keepNext/>
-              <w:jc w:val="center"/>
-            </w:pPr>
-            <w:r>
-              <w:t xml:space="preserve">Startvægt (g)</w:t>
-            </w:r>
-          </w:p>
-        </w:tc>
-        <w:tc>
-          <w:tcPr/>
-          <w:p>
-            <w:pPr>
-              <w:pStyle w:val="Compact"/>
-              <w:keepNext/>
-              <w:jc w:val="center"/>
-            </w:pPr>
-            <w:r>
-              <w:t xml:space="preserve">Slutvægt (g)</w:t>
-            </w:r>
-          </w:p>
-        </w:tc>
-        <w:tc>
-          <w:tcPr/>
-          <w:p>
-            <w:pPr>
-              <w:pStyle w:val="Compact"/>
-              <w:keepNext/>
-              <w:jc w:val="center"/>
-            </w:pPr>
-            <w:r>
-              <w:t xml:space="preserve">Ændring (g)</w:t>
-            </w:r>
-          </w:p>
-        </w:tc>
-        <w:tc>
-          <w:tcPr/>
-          <w:p>
-            <w:pPr>
-              <w:pStyle w:val="Compact"/>
-              <w:keepNext/>
-              <w:jc w:val="center"/>
-            </w:pPr>
-            <w:r>
-              <w:t xml:space="preserve">Ændring (%)</w:t>
-            </w:r>
-          </w:p>
-        </w:tc>
-        <w:tc>
-          <w:tcPr/>
-          <w:p>
-            <w:pPr>
-              <w:pStyle w:val="Compact"/>
-              <w:keepNext/>
-              <w:jc w:val="center"/>
-            </w:pPr>
-            <w:r>
-              <w:t xml:space="preserve">Konsistens efter</w:t>
-            </w:r>
-          </w:p>
-        </w:tc>
-      </w:tr>
-      <w:tr>
-        <w:trPr>
-          <w:cantSplit/>
-        </w:trPr>
-        <w:tc>
-          <w:tcPr/>
-          <w:p>
-            <w:pPr>
-              <w:pStyle w:val="Compact"/>
-              <w:keepNext/>
-              <w:jc w:val="left"/>
-            </w:pPr>
-            <w:r>
-              <w:t xml:space="preserve">0 % (dest. vand)</w:t>
-            </w:r>
-          </w:p>
-        </w:tc>
-        <w:tc>
-          <w:tcPr/>
-          <w:p>
-            <w:pPr>
-              <w:pStyle w:val="Compact"/>
-              <w:keepNext/>
-            </w:pPr>
-          </w:p>
-        </w:tc>
-        <w:tc>
-          <w:tcPr/>
-          <w:p>
-            <w:pPr>
-              <w:pStyle w:val="Compact"/>
-              <w:keepNext/>
-            </w:pPr>
-          </w:p>
-        </w:tc>
-        <w:tc>
-          <w:tcPr/>
-          <w:p>
-            <w:pPr>
-              <w:pStyle w:val="Compact"/>
-              <w:keepNext/>
-            </w:pPr>
-          </w:p>
-        </w:tc>
-        <w:tc>
-          <w:tcPr/>
-          <w:p>
-            <w:pPr>
-              <w:pStyle w:val="Compact"/>
-              <w:keepNext/>
-            </w:pPr>
-          </w:p>
-        </w:tc>
-        <w:tc>
-          <w:tcPr/>
-          <w:p>
-            <w:pPr>
-              <w:pStyle w:val="Compact"/>
-              <w:keepNext/>
-            </w:pPr>
-          </w:p>
-        </w:tc>
-      </w:tr>
-      <w:tr>
-        <w:trPr>
-          <w:cantSplit/>
-        </w:trPr>
-        <w:tc>
-          <w:tcPr/>
-          <w:p>
-            <w:pPr>
-              <w:pStyle w:val="Compact"/>
-              <w:keepNext/>
-              <w:jc w:val="left"/>
-            </w:pPr>
-            <w:r>
-              <w:t xml:space="preserve">1 %</w:t>
-            </w:r>
-          </w:p>
-        </w:tc>
-        <w:tc>
-          <w:tcPr/>
-          <w:p>
-            <w:pPr>
-              <w:pStyle w:val="Compact"/>
-              <w:keepNext/>
-            </w:pPr>
-          </w:p>
-        </w:tc>
-        <w:tc>
-          <w:tcPr/>
-          <w:p>
-            <w:pPr>
-              <w:pStyle w:val="Compact"/>
-              <w:keepNext/>
-            </w:pPr>
-          </w:p>
-        </w:tc>
-        <w:tc>
-          <w:tcPr/>
-          <w:p>
-            <w:pPr>
-              <w:pStyle w:val="Compact"/>
-              <w:keepNext/>
-            </w:pPr>
-          </w:p>
-        </w:tc>
-        <w:tc>
-          <w:tcPr/>
-          <w:p>
-            <w:pPr>
-              <w:pStyle w:val="Compact"/>
-              <w:keepNext/>
-            </w:pPr>
-          </w:p>
-        </w:tc>
-        <w:tc>
-          <w:tcPr/>
-          <w:p>
-            <w:pPr>
-              <w:pStyle w:val="Compact"/>
-              <w:keepNext/>
-            </w:pPr>
-          </w:p>
-        </w:tc>
-      </w:tr>
-      <w:tr>
-        <w:trPr>
-          <w:cantSplit/>
-        </w:trPr>
-        <w:tc>
-          <w:tcPr/>
-          <w:p>
-            <w:pPr>
-              <w:pStyle w:val="Compact"/>
-              <w:keepNext/>
-              <w:jc w:val="left"/>
-            </w:pPr>
-            <w:r>
-              <w:t xml:space="preserve">3 %</w:t>
-            </w:r>
-          </w:p>
-        </w:tc>
-        <w:tc>
-          <w:tcPr/>
-          <w:p>
-            <w:pPr>
-              <w:pStyle w:val="Compact"/>
-              <w:keepNext/>
-            </w:pPr>
-          </w:p>
-        </w:tc>
-        <w:tc>
-          <w:tcPr/>
-          <w:p>
-            <w:pPr>
-              <w:pStyle w:val="Compact"/>
-              <w:keepNext/>
-            </w:pPr>
-          </w:p>
-        </w:tc>
-        <w:tc>
-          <w:tcPr/>
-          <w:p>
-            <w:pPr>
-              <w:pStyle w:val="Compact"/>
-              <w:keepNext/>
-            </w:pPr>
-          </w:p>
-        </w:tc>
-        <w:tc>
-          <w:tcPr/>
-          <w:p>
-            <w:pPr>
-              <w:pStyle w:val="Compact"/>
-              <w:keepNext/>
-            </w:pPr>
-          </w:p>
-        </w:tc>
-        <w:tc>
-          <w:tcPr/>
-          <w:p>
-            <w:pPr>
-              <w:pStyle w:val="Compact"/>
-              <w:keepNext/>
-            </w:pPr>
-          </w:p>
-        </w:tc>
-      </w:tr>
-      <w:tr>
-        <w:trPr>
-          <w:cantSplit/>
-        </w:trPr>
-        <w:tc>
-          <w:tcPr/>
-          <w:p>
-            <w:pPr>
-              <w:pStyle w:val="Compact"/>
-              <w:keepNext/>
-              <w:jc w:val="left"/>
-            </w:pPr>
-            <w:r>
-              <w:t xml:space="preserve">6 %</w:t>
-            </w:r>
-          </w:p>
-        </w:tc>
-        <w:tc>
-          <w:tcPr/>
-          <w:p>
-            <w:pPr>
-              <w:pStyle w:val="Compact"/>
-              <w:keepNext/>
-            </w:pPr>
-          </w:p>
-        </w:tc>
-        <w:tc>
-          <w:tcPr/>
-          <w:p>
-            <w:pPr>
-              <w:pStyle w:val="Compact"/>
-              <w:keepNext/>
-            </w:pPr>
-          </w:p>
-        </w:tc>
-        <w:tc>
-          <w:tcPr/>
-          <w:p>
-            <w:pPr>
-              <w:pStyle w:val="Compact"/>
-              <w:keepNext/>
-            </w:pPr>
-          </w:p>
-        </w:tc>
-        <w:tc>
-          <w:tcPr/>
-          <w:p>
-            <w:pPr>
-              <w:pStyle w:val="Compact"/>
-              <w:keepNext/>
-            </w:pPr>
-          </w:p>
-        </w:tc>
-        <w:tc>
-          <w:tcPr/>
-          <w:p>
-            <w:pPr>
-              <w:pStyle w:val="Compact"/>
-              <w:keepNext/>
-            </w:pPr>
-          </w:p>
-        </w:tc>
-      </w:tr>
-      <w:tr>
-        <w:trPr>
-          <w:cantSplit/>
-        </w:trPr>
-        <w:tc>
-          <w:tcPr/>
-          <w:p>
-            <w:pPr>
-              <w:pStyle w:val="Compact"/>
-              <w:jc w:val="left"/>
-            </w:pPr>
-            <w:r>
-              <w:t xml:space="preserve">12 %</w:t>
-            </w:r>
-          </w:p>
-        </w:tc>
-        <w:tc>
-          <w:tcPr/>
-          <w:p>
-            <w:pPr>
-              <w:pStyle w:val="Compact"/>
-            </w:pPr>
-          </w:p>
-        </w:tc>
-        <w:tc>
-          <w:tcPr/>
-          <w:p>
-            <w:pPr>
-              <w:pStyle w:val="Compact"/>
-            </w:pPr>
-          </w:p>
-        </w:tc>
-        <w:tc>
-          <w:tcPr/>
-          <w:p>
-            <w:pPr>
-              <w:pStyle w:val="Compact"/>
-            </w:pPr>
-          </w:p>
-        </w:tc>
-        <w:tc>
-          <w:tcPr/>
-          <w:p>
-            <w:pPr>
-              <w:pStyle w:val="Compact"/>
-            </w:pPr>
-          </w:p>
-        </w:tc>
-        <w:tc>
-          <w:tcPr/>
-          <w:p>
-            <w:pPr>
-              <w:pStyle w:val="Compact"/>
-            </w:pPr>
-          </w:p>
+          <w:tbl>
+            <w:tblPr>
+              <w:tblStyle w:val="Table"/>
+              <w:tblW w:type="pct" w:w="5000"/>
+              <w:tblLayout w:type="fixed"/>
+              <w:tblLook w:firstRow="1" w:lastRow="0" w:firstColumn="0" w:lastColumn="0" w:noHBand="0" w:noVBand="0" w:val="0020"/>
+            </w:tblPr>
+            <w:tblGrid>
+              <w:gridCol w:w="1810"/>
+              <w:gridCol w:w="1131"/>
+              <w:gridCol w:w="1131"/>
+              <w:gridCol w:w="1131"/>
+              <w:gridCol w:w="1131"/>
+              <w:gridCol w:w="1584"/>
+            </w:tblGrid>
+            <w:tr>
+              <w:trPr>
+                <w:cantSplit/>
+                <w:tblHeader w:val="on"/>
+              </w:trPr>
+              <w:tc>
+                <w:tcPr/>
+                <w:p>
+                  <w:pPr>
+                    <w:pStyle w:val="Compact"/>
+                    <w:keepNext/>
+                    <w:jc w:val="left"/>
+                    <w:jc w:val="center"/>
+                  </w:pPr>
+                  <w:r>
+                    <w:t xml:space="preserve">NaCl-koncentration</w:t>
+                  </w:r>
+                </w:p>
+              </w:tc>
+              <w:tc>
+                <w:tcPr/>
+                <w:p>
+                  <w:pPr>
+                    <w:pStyle w:val="Compact"/>
+                    <w:keepNext/>
+                    <w:jc w:val="center"/>
+                    <w:jc w:val="center"/>
+                  </w:pPr>
+                  <w:r>
+                    <w:t xml:space="preserve">Startvægt (g)</w:t>
+                  </w:r>
+                </w:p>
+              </w:tc>
+              <w:tc>
+                <w:tcPr/>
+                <w:p>
+                  <w:pPr>
+                    <w:pStyle w:val="Compact"/>
+                    <w:keepNext/>
+                    <w:jc w:val="center"/>
+                    <w:jc w:val="center"/>
+                  </w:pPr>
+                  <w:r>
+                    <w:t xml:space="preserve">Slutvægt (g)</w:t>
+                  </w:r>
+                </w:p>
+              </w:tc>
+              <w:tc>
+                <w:tcPr/>
+                <w:p>
+                  <w:pPr>
+                    <w:pStyle w:val="Compact"/>
+                    <w:keepNext/>
+                    <w:jc w:val="center"/>
+                    <w:jc w:val="center"/>
+                  </w:pPr>
+                  <w:r>
+                    <w:t xml:space="preserve">Ændring (g)</w:t>
+                  </w:r>
+                </w:p>
+              </w:tc>
+              <w:tc>
+                <w:tcPr/>
+                <w:p>
+                  <w:pPr>
+                    <w:pStyle w:val="Compact"/>
+                    <w:keepNext/>
+                    <w:jc w:val="center"/>
+                    <w:jc w:val="center"/>
+                  </w:pPr>
+                  <w:r>
+                    <w:t xml:space="preserve">Ændring (%)</w:t>
+                  </w:r>
+                </w:p>
+              </w:tc>
+              <w:tc>
+                <w:tcPr/>
+                <w:p>
+                  <w:pPr>
+                    <w:pStyle w:val="Compact"/>
+                    <w:keepNext/>
+                    <w:jc w:val="center"/>
+                    <w:jc w:val="center"/>
+                  </w:pPr>
+                  <w:r>
+                    <w:t xml:space="preserve">Konsistens efter</w:t>
+                  </w:r>
+                </w:p>
+              </w:tc>
+            </w:tr>
+            <w:tr>
+              <w:trPr>
+                <w:cantSplit/>
+              </w:trPr>
+              <w:tc>
+                <w:tcPr/>
+                <w:p>
+                  <w:pPr>
+                    <w:pStyle w:val="Compact"/>
+                    <w:keepNext/>
+                    <w:jc w:val="left"/>
+                    <w:jc w:val="center"/>
+                  </w:pPr>
+                  <w:r>
+                    <w:t xml:space="preserve">0 % (dest. vand)</w:t>
+                  </w:r>
+                </w:p>
+              </w:tc>
+              <w:tc>
+                <w:tcPr/>
+                <w:p>
+                  <w:pPr>
+                    <w:pStyle w:val="Compact"/>
+                    <w:keepNext/>
+                  </w:pPr>
+                </w:p>
+              </w:tc>
+              <w:tc>
+                <w:tcPr/>
+                <w:p>
+                  <w:pPr>
+                    <w:pStyle w:val="Compact"/>
+                    <w:keepNext/>
+                  </w:pPr>
+                </w:p>
+              </w:tc>
+              <w:tc>
+                <w:tcPr/>
+                <w:p>
+                  <w:pPr>
+                    <w:pStyle w:val="Compact"/>
+                    <w:keepNext/>
+                  </w:pPr>
+                </w:p>
+              </w:tc>
+              <w:tc>
+                <w:tcPr/>
+                <w:p>
+                  <w:pPr>
+                    <w:pStyle w:val="Compact"/>
+                    <w:keepNext/>
+                  </w:pPr>
+                </w:p>
+              </w:tc>
+              <w:tc>
+                <w:tcPr/>
+                <w:p>
+                  <w:pPr>
+                    <w:pStyle w:val="Compact"/>
+                    <w:keepNext/>
+                  </w:pPr>
+                </w:p>
+              </w:tc>
+            </w:tr>
+            <w:tr>
+              <w:trPr>
+                <w:cantSplit/>
+              </w:trPr>
+              <w:tc>
+                <w:tcPr/>
+                <w:p>
+                  <w:pPr>
+                    <w:pStyle w:val="Compact"/>
+                    <w:keepNext/>
+                    <w:jc w:val="left"/>
+                    <w:jc w:val="center"/>
+                  </w:pPr>
+                  <w:r>
+                    <w:t xml:space="preserve">1 %</w:t>
+                  </w:r>
+                </w:p>
+              </w:tc>
+              <w:tc>
+                <w:tcPr/>
+                <w:p>
+                  <w:pPr>
+                    <w:pStyle w:val="Compact"/>
+                    <w:keepNext/>
+                  </w:pPr>
+                </w:p>
+              </w:tc>
+              <w:tc>
+                <w:tcPr/>
+                <w:p>
+                  <w:pPr>
+                    <w:pStyle w:val="Compact"/>
+                    <w:keepNext/>
+                  </w:pPr>
+                </w:p>
+              </w:tc>
+              <w:tc>
+                <w:tcPr/>
+                <w:p>
+                  <w:pPr>
+                    <w:pStyle w:val="Compact"/>
+                    <w:keepNext/>
+                  </w:pPr>
+                </w:p>
+              </w:tc>
+              <w:tc>
+                <w:tcPr/>
+                <w:p>
+                  <w:pPr>
+                    <w:pStyle w:val="Compact"/>
+                    <w:keepNext/>
+                  </w:pPr>
+                </w:p>
+              </w:tc>
+              <w:tc>
+                <w:tcPr/>
+                <w:p>
+                  <w:pPr>
+                    <w:pStyle w:val="Compact"/>
+                    <w:keepNext/>
+                  </w:pPr>
+                </w:p>
+              </w:tc>
+            </w:tr>
+            <w:tr>
+              <w:trPr>
+                <w:cantSplit/>
+              </w:trPr>
+              <w:tc>
+                <w:tcPr/>
+                <w:p>
+                  <w:pPr>
+                    <w:pStyle w:val="Compact"/>
+                    <w:keepNext/>
+                    <w:jc w:val="left"/>
+                    <w:jc w:val="center"/>
+                  </w:pPr>
+                  <w:r>
+                    <w:t xml:space="preserve">3 %</w:t>
+                  </w:r>
+                </w:p>
+              </w:tc>
+              <w:tc>
+                <w:tcPr/>
+                <w:p>
+                  <w:pPr>
+                    <w:pStyle w:val="Compact"/>
+                    <w:keepNext/>
+                  </w:pPr>
+                </w:p>
+              </w:tc>
+              <w:tc>
+                <w:tcPr/>
+                <w:p>
+                  <w:pPr>
+                    <w:pStyle w:val="Compact"/>
+                    <w:keepNext/>
+                  </w:pPr>
+                </w:p>
+              </w:tc>
+              <w:tc>
+                <w:tcPr/>
+                <w:p>
+                  <w:pPr>
+                    <w:pStyle w:val="Compact"/>
+                    <w:keepNext/>
+                  </w:pPr>
+                </w:p>
+              </w:tc>
+              <w:tc>
+                <w:tcPr/>
+                <w:p>
+                  <w:pPr>
+                    <w:pStyle w:val="Compact"/>
+                    <w:keepNext/>
+                  </w:pPr>
+                </w:p>
+              </w:tc>
+              <w:tc>
+                <w:tcPr/>
+                <w:p>
+                  <w:pPr>
+                    <w:pStyle w:val="Compact"/>
+                    <w:keepNext/>
+                  </w:pPr>
+                </w:p>
+              </w:tc>
+            </w:tr>
+            <w:tr>
+              <w:trPr>
+                <w:cantSplit/>
+              </w:trPr>
+              <w:tc>
+                <w:tcPr/>
+                <w:p>
+                  <w:pPr>
+                    <w:pStyle w:val="Compact"/>
+                    <w:keepNext/>
+                    <w:jc w:val="left"/>
+                    <w:jc w:val="center"/>
+                  </w:pPr>
+                  <w:r>
+                    <w:t xml:space="preserve">6 %</w:t>
+                  </w:r>
+                </w:p>
+              </w:tc>
+              <w:tc>
+                <w:tcPr/>
+                <w:p>
+                  <w:pPr>
+                    <w:pStyle w:val="Compact"/>
+                    <w:keepNext/>
+                  </w:pPr>
+                </w:p>
+              </w:tc>
+              <w:tc>
+                <w:tcPr/>
+                <w:p>
+                  <w:pPr>
+                    <w:pStyle w:val="Compact"/>
+                    <w:keepNext/>
+                  </w:pPr>
+                </w:p>
+              </w:tc>
+              <w:tc>
+                <w:tcPr/>
+                <w:p>
+                  <w:pPr>
+                    <w:pStyle w:val="Compact"/>
+                    <w:keepNext/>
+                  </w:pPr>
+                </w:p>
+              </w:tc>
+              <w:tc>
+                <w:tcPr/>
+                <w:p>
+                  <w:pPr>
+                    <w:pStyle w:val="Compact"/>
+                    <w:keepNext/>
+                  </w:pPr>
+                </w:p>
+              </w:tc>
+              <w:tc>
+                <w:tcPr/>
+                <w:p>
+                  <w:pPr>
+                    <w:pStyle w:val="Compact"/>
+                    <w:keepNext/>
+                  </w:pPr>
+                </w:p>
+              </w:tc>
+            </w:tr>
+            <w:tr>
+              <w:trPr>
+                <w:cantSplit/>
+              </w:trPr>
+              <w:tc>
+                <w:tcPr/>
+                <w:p>
+                  <w:pPr>
+                    <w:pStyle w:val="Compact"/>
+                    <w:jc w:val="left"/>
+                    <w:jc w:val="center"/>
+                  </w:pPr>
+                  <w:r>
+                    <w:t xml:space="preserve">12 %</w:t>
+                  </w:r>
+                </w:p>
+              </w:tc>
+              <w:tc>
+                <w:tcPr/>
+                <w:p>
+                  <w:pPr>
+                    <w:pStyle w:val="Compact"/>
+                  </w:pPr>
+                </w:p>
+              </w:tc>
+              <w:tc>
+                <w:tcPr/>
+                <w:p>
+                  <w:pPr>
+                    <w:pStyle w:val="Compact"/>
+                  </w:pPr>
+                </w:p>
+              </w:tc>
+              <w:tc>
+                <w:tcPr/>
+                <w:p>
+                  <w:pPr>
+                    <w:pStyle w:val="Compact"/>
+                  </w:pPr>
+                </w:p>
+              </w:tc>
+              <w:tc>
+                <w:tcPr/>
+                <w:p>
+                  <w:pPr>
+                    <w:pStyle w:val="Compact"/>
+                  </w:pPr>
+                </w:p>
+              </w:tc>
+              <w:tc>
+                <w:tcPr/>
+                <w:p>
+                  <w:pPr>
+                    <w:pStyle w:val="Compact"/>
+                  </w:pPr>
+                </w:p>
+              </w:tc>
+            </w:tr>
+          </w:tbl>
+          <w:bookmarkEnd w:id="27"/>
+          <w:p/>
         </w:tc>
       </w:tr>
     </w:tbl>
-    <w:bookmarkEnd w:id="27"/>
+    <w:bookmarkEnd w:id="28"/>
     <w:sectPr>
       <w:headerReference r:id="rId7" w:type="default"/>
       <w:footerReference r:id="rId8" w:type="default"/>

--- a/Øvelser/Biologi/osmose-i-kartofler/osmose-i-kartofler.docx
+++ b/Øvelser/Biologi/osmose-i-kartofler/osmose-i-kartofler.docx
@@ -1,6 +1,6 @@
 
 <file path=word/document.xml><?xml version="1.0" encoding="utf-8"?>
-<w:document xmlns:a="http://schemas.openxmlformats.org/drawingml/2006/main" xmlns:pic="http://schemas.openxmlformats.org/drawingml/2006/picture" xmlns:r="http://schemas.openxmlformats.org/officeDocument/2006/relationships" xmlns:w="http://schemas.openxmlformats.org/wordprocessingml/2006/main" xmlns:wp="http://schemas.openxmlformats.org/drawingml/2006/wordprocessingDrawing">
+<w:document xmlns:a="http://schemas.openxmlformats.org/drawingml/2006/main" xmlns:m="http://schemas.openxmlformats.org/officeDocument/2006/math" xmlns:pic="http://schemas.openxmlformats.org/drawingml/2006/picture" xmlns:r="http://schemas.openxmlformats.org/officeDocument/2006/relationships" xmlns:w="http://schemas.openxmlformats.org/wordprocessingml/2006/main" xmlns:wp="http://schemas.openxmlformats.org/drawingml/2006/wordprocessingDrawing">
   <w:body>
     <w:p>
       <w:pPr>
@@ -905,6 +905,558 @@
       </w:tr>
     </w:tbl>
     <w:bookmarkEnd w:id="28"/>
+    <w:bookmarkStart w:id="30" w:name="databehandling"/>
+    <w:p>
+      <w:pPr>
+        <w:pStyle w:val="Heading2"/>
+      </w:pPr>
+      <w:r>
+        <w:t xml:space="preserve">Databehandling</w:t>
+      </w:r>
+    </w:p>
+    <w:p>
+      <w:pPr>
+        <w:pStyle w:val="Compact"/>
+        <w:numPr>
+          <w:ilvl w:val="0"/>
+          <w:numId w:val="1003"/>
+        </w:numPr>
+      </w:pPr>
+      <w:r>
+        <w:t xml:space="preserve">Beregn for hver skive, hvor meget vægten ændrede sig — både i gram og i procent af startvægten — og skriv tallene i</w:t>
+      </w:r>
+      <w:r>
+        <w:t xml:space="preserve"> </w:t>
+      </w:r>
+      <w:hyperlink w:anchor="tbl-1">
+        <w:r>
+          <w:rPr>
+            <w:rStyle w:val="Hyperlink"/>
+          </w:rPr>
+          <w:t xml:space="preserve">Tabel 1</w:t>
+        </w:r>
+      </w:hyperlink>
+      <w:r>
+        <w:t xml:space="preserve">. Husk fortegnet: en skive, der har tabt vand, får et negativt tal.</w:t>
+      </w:r>
+    </w:p>
+    <w:p>
+      <w:pPr>
+        <w:pStyle w:val="FirstParagraph"/>
+      </w:pPr>
+      <m:oMathPara>
+        <m:oMathParaPr>
+          <m:jc m:val="center"/>
+        </m:oMathParaPr>
+        <m:oMath>
+          <m:r>
+            <m:rPr>
+              <m:sty m:val="p"/>
+            </m:rPr>
+            <m:t>Δ</m:t>
+          </m:r>
+          <m:r>
+            <m:t>m</m:t>
+          </m:r>
+          <m:r>
+            <m:rPr>
+              <m:sty m:val="p"/>
+            </m:rPr>
+            <m:t>=</m:t>
+          </m:r>
+          <m:sSub>
+            <m:e>
+              <m:r>
+                <m:t>m</m:t>
+              </m:r>
+            </m:e>
+            <m:sub>
+              <m:r>
+                <m:rPr>
+                  <m:nor/>
+                  <m:sty m:val="p"/>
+                </m:rPr>
+                <m:t>slut</m:t>
+              </m:r>
+            </m:sub>
+          </m:sSub>
+          <m:r>
+            <m:rPr>
+              <m:sty m:val="p"/>
+            </m:rPr>
+            <m:t>−</m:t>
+          </m:r>
+          <m:sSub>
+            <m:e>
+              <m:r>
+                <m:t>m</m:t>
+              </m:r>
+            </m:e>
+            <m:sub>
+              <m:r>
+                <m:rPr>
+                  <m:nor/>
+                  <m:sty m:val="p"/>
+                </m:rPr>
+                <m:t>start</m:t>
+              </m:r>
+            </m:sub>
+          </m:sSub>
+        </m:oMath>
+      </m:oMathPara>
+    </w:p>
+    <w:p>
+      <w:pPr>
+        <w:pStyle w:val="FirstParagraph"/>
+      </w:pPr>
+      <m:oMathPara>
+        <m:oMathParaPr>
+          <m:jc m:val="center"/>
+        </m:oMathParaPr>
+        <m:oMath>
+          <m:r>
+            <m:rPr>
+              <m:sty m:val="p"/>
+            </m:rPr>
+            <m:t>Δ</m:t>
+          </m:r>
+          <m:r>
+            <m:t>m</m:t>
+          </m:r>
+          <m:r>
+            <m:t> </m:t>
+          </m:r>
+          <m:r>
+            <m:rPr>
+              <m:sty m:val="p"/>
+            </m:rPr>
+            <m:t>(</m:t>
+          </m:r>
+          <m:r>
+            <m:rPr>
+              <m:sty m:val="p"/>
+            </m:rPr>
+            <m:t>%</m:t>
+          </m:r>
+          <m:r>
+            <m:rPr>
+              <m:sty m:val="p"/>
+            </m:rPr>
+            <m:t>)</m:t>
+          </m:r>
+          <m:r>
+            <m:rPr>
+              <m:sty m:val="p"/>
+            </m:rPr>
+            <m:t>=</m:t>
+          </m:r>
+          <m:f>
+            <m:fPr>
+              <m:type m:val="bar"/>
+            </m:fPr>
+            <m:num>
+              <m:sSub>
+                <m:e>
+                  <m:r>
+                    <m:t>m</m:t>
+                  </m:r>
+                </m:e>
+                <m:sub>
+                  <m:r>
+                    <m:rPr>
+                      <m:nor/>
+                      <m:sty m:val="p"/>
+                    </m:rPr>
+                    <m:t>slut</m:t>
+                  </m:r>
+                </m:sub>
+              </m:sSub>
+              <m:r>
+                <m:rPr>
+                  <m:sty m:val="p"/>
+                </m:rPr>
+                <m:t>−</m:t>
+              </m:r>
+              <m:sSub>
+                <m:e>
+                  <m:r>
+                    <m:t>m</m:t>
+                  </m:r>
+                </m:e>
+                <m:sub>
+                  <m:r>
+                    <m:rPr>
+                      <m:nor/>
+                      <m:sty m:val="p"/>
+                    </m:rPr>
+                    <m:t>start</m:t>
+                  </m:r>
+                </m:sub>
+              </m:sSub>
+            </m:num>
+            <m:den>
+              <m:sSub>
+                <m:e>
+                  <m:r>
+                    <m:t>m</m:t>
+                  </m:r>
+                </m:e>
+                <m:sub>
+                  <m:r>
+                    <m:rPr>
+                      <m:nor/>
+                      <m:sty m:val="p"/>
+                    </m:rPr>
+                    <m:t>start</m:t>
+                  </m:r>
+                </m:sub>
+              </m:sSub>
+            </m:den>
+          </m:f>
+          <m:r>
+            <m:rPr>
+              <m:sty m:val="p"/>
+            </m:rPr>
+            <m:t>⋅</m:t>
+          </m:r>
+          <m:r>
+            <m:t>100</m:t>
+          </m:r>
+        </m:oMath>
+      </m:oMathPara>
+    </w:p>
+    <w:p>
+      <w:pPr>
+        <w:pStyle w:val="Compact"/>
+        <w:numPr>
+          <w:ilvl w:val="0"/>
+          <w:numId w:val="1004"/>
+        </w:numPr>
+      </w:pPr>
+      <w:r>
+        <w:t xml:space="preserve">Beskriv skivernes konsistens (og eventuelt farve) før og efter forsøget, og sammenlign med referenceskiven, der ikke har ligget i væske. Dokumentér beskrivelsen med jeres fotos — husk figurnummer og figurtekst.</w:t>
+      </w:r>
+    </w:p>
+    <w:p>
+      <w:pPr>
+        <w:pStyle w:val="Compact"/>
+        <w:numPr>
+          <w:ilvl w:val="0"/>
+          <w:numId w:val="1004"/>
+        </w:numPr>
+      </w:pPr>
+      <w:r>
+        <w:t xml:space="preserve">Tegn en graf over vægtændringen i procent som funktion af NaCl-koncentrationen. Koncentrationen i % skal på x-aksen, vægtændringen i % på y-aksen. Husk aksetitler med enheder, figurnummer og figurtekst — og husk, at y-aksen skal gå under nul.</w:t>
+      </w:r>
+    </w:p>
+    <w:p>
+      <w:pPr>
+        <w:pStyle w:val="Compact"/>
+        <w:numPr>
+          <w:ilvl w:val="0"/>
+          <w:numId w:val="1004"/>
+        </w:numPr>
+      </w:pPr>
+      <w:r>
+        <w:t xml:space="preserve">Læg en tendenslinje ind gennem punkterne, og aflæs den koncentration, hvor grafen skærer x-aksen (</w:t>
+      </w:r>
+      <m:oMath>
+        <m:r>
+          <m:rPr>
+            <m:sty m:val="p"/>
+          </m:rPr>
+          <m:t>Δ</m:t>
+        </m:r>
+        <m:r>
+          <m:t>m</m:t>
+        </m:r>
+        <m:r>
+          <m:rPr>
+            <m:sty m:val="p"/>
+          </m:rPr>
+          <m:t>=</m:t>
+        </m:r>
+        <m:r>
+          <m:t>0</m:t>
+        </m:r>
+        <m:r>
+          <m:t> </m:t>
+        </m:r>
+        <m:r>
+          <m:rPr>
+            <m:sty m:val="p"/>
+          </m:rPr>
+          <m:t>%</m:t>
+        </m:r>
+      </m:oMath>
+      <w:r>
+        <w:t xml:space="preserve">). Ved netop den koncentration er der lige meget vand, der går ind i og ud af cellerne, så opløsningen uden for cellerne er</w:t>
+      </w:r>
+      <w:r>
+        <w:t xml:space="preserve"> </w:t>
+      </w:r>
+      <w:r>
+        <w:rPr>
+          <w:i/>
+          <w:iCs/>
+        </w:rPr>
+        <w:t xml:space="preserve">isotonisk</w:t>
+      </w:r>
+      <w:r>
+        <w:t xml:space="preserve"> </w:t>
+      </w:r>
+      <w:r>
+        <w:t xml:space="preserve">med cellernes indhold. Aflæsningen er altså jeres bud på, hvor koncentreret kartoffelcellernes eget indhold af opløste stoffer er.</w:t>
+      </w:r>
+    </w:p>
+    <w:p>
+      <w:pPr>
+        <w:pStyle w:val="Compact"/>
+        <w:numPr>
+          <w:ilvl w:val="0"/>
+          <w:numId w:val="1004"/>
+        </w:numPr>
+      </w:pPr>
+      <w:r>
+        <w:t xml:space="preserve">Skriv for hver af de fem skåle, om opløsningen var hypotonisk, isotonisk eller hypertonisk i forhold til kartoffelcellerne, og forklar ud fra osmose, hvorfor vandet bevægede sig, som det gjorde. Hænger det sammen med den konsistens, I noterede?</w:t>
+      </w:r>
+    </w:p>
+    <w:p>
+      <w:pPr>
+        <w:pStyle w:val="Compact"/>
+        <w:numPr>
+          <w:ilvl w:val="0"/>
+          <w:numId w:val="1004"/>
+        </w:numPr>
+      </w:pPr>
+      <w:r>
+        <w:t xml:space="preserve">Sammenlign jeres aflæste koncentration med to andre gruppers i</w:t>
+      </w:r>
+      <w:r>
+        <w:t xml:space="preserve"> </w:t>
+      </w:r>
+      <w:hyperlink w:anchor="tbl-2">
+        <w:r>
+          <w:rPr>
+            <w:rStyle w:val="Hyperlink"/>
+          </w:rPr>
+          <w:t xml:space="preserve">Tabel 2</w:t>
+        </w:r>
+      </w:hyperlink>
+      <w:r>
+        <w:t xml:space="preserve">. Er I enige inden for et par tiendedele procent, eller er spredningen større? Diskutér, hvad der kan give forskelle mellem grupperne — fx kartoflens sort og alder, skivernes tykkelse, hvor grundigt der blev duppet, og hvor længe skiverne lå i opløsningen.</w:t>
+      </w:r>
+    </w:p>
+    <w:tbl>
+      <w:tblPr>
+        <w:tblStyle w:val="Table"/>
+        <w:tblW w:type="pct" w:w="5000"/>
+        <w:tblLayout w:type="fixed"/>
+        <w:tblLook w:firstRow="0" w:lastRow="0" w:firstColumn="0" w:lastColumn="0" w:noHBand="0" w:noVBand="0" w:val="0000"/>
+      </w:tblPr>
+      <w:tblGrid>
+        <w:gridCol w:w="7920"/>
+      </w:tblGrid>
+      <w:tr>
+        <w:tc>
+          <w:tcPr/>
+          <w:bookmarkStart w:id="29" w:name="tbl-2"/>
+          <w:p>
+            <w:pPr>
+              <w:jc w:val="center"/>
+            </w:pPr>
+            <w:pPr>
+              <w:jc w:val="left"/>
+              <w:spacing w:before="200"/>
+              <w:pStyle w:val="ImageCaption"/>
+            </w:pPr>
+            <w:r>
+              <w:t xml:space="preserve">Tabel 2: Den aflæste isotoniske koncentration hos tre grupper i klassen.</w:t>
+            </w:r>
+          </w:p>
+          <w:tbl>
+            <w:tblPr>
+              <w:tblStyle w:val="Table"/>
+              <w:tblW w:type="auto" w:w="0"/>
+              <w:tblLook w:firstRow="1" w:lastRow="0" w:firstColumn="0" w:lastColumn="0" w:noHBand="0" w:noVBand="0" w:val="0020"/>
+            </w:tblPr>
+            <w:tblGrid>
+              <w:gridCol w:w="3960"/>
+              <w:gridCol w:w="3960"/>
+            </w:tblGrid>
+            <w:tr>
+              <w:trPr>
+                <w:cantSplit/>
+                <w:tblHeader w:val="on"/>
+              </w:trPr>
+              <w:tc>
+                <w:tcPr/>
+                <w:p>
+                  <w:pPr>
+                    <w:pStyle w:val="Compact"/>
+                    <w:keepNext/>
+                    <w:jc w:val="left"/>
+                    <w:jc w:val="center"/>
+                  </w:pPr>
+                  <w:r>
+                    <w:t xml:space="preserve">Gruppe</w:t>
+                  </w:r>
+                </w:p>
+              </w:tc>
+              <w:tc>
+                <w:tcPr/>
+                <w:p>
+                  <w:pPr>
+                    <w:pStyle w:val="Compact"/>
+                    <w:keepNext/>
+                    <w:jc w:val="center"/>
+                    <w:jc w:val="center"/>
+                  </w:pPr>
+                  <w:r>
+                    <w:t xml:space="preserve">Isotonisk NaCl-koncentration (%)</w:t>
+                  </w:r>
+                </w:p>
+              </w:tc>
+            </w:tr>
+            <w:tr>
+              <w:trPr>
+                <w:cantSplit/>
+              </w:trPr>
+              <w:tc>
+                <w:tcPr/>
+                <w:p>
+                  <w:pPr>
+                    <w:pStyle w:val="Compact"/>
+                    <w:keepNext/>
+                    <w:jc w:val="left"/>
+                    <w:jc w:val="center"/>
+                  </w:pPr>
+                  <w:r>
+                    <w:t xml:space="preserve">Vores</w:t>
+                  </w:r>
+                </w:p>
+              </w:tc>
+              <w:tc>
+                <w:tcPr/>
+                <w:p>
+                  <w:pPr>
+                    <w:pStyle w:val="Compact"/>
+                    <w:keepNext/>
+                  </w:pPr>
+                </w:p>
+              </w:tc>
+            </w:tr>
+            <w:tr>
+              <w:trPr>
+                <w:cantSplit/>
+              </w:trPr>
+              <w:tc>
+                <w:tcPr/>
+                <w:p>
+                  <w:pPr>
+                    <w:pStyle w:val="Compact"/>
+                    <w:keepNext/>
+                  </w:pPr>
+                </w:p>
+              </w:tc>
+              <w:tc>
+                <w:tcPr/>
+                <w:p>
+                  <w:pPr>
+                    <w:pStyle w:val="Compact"/>
+                    <w:keepNext/>
+                  </w:pPr>
+                </w:p>
+              </w:tc>
+            </w:tr>
+            <w:tr>
+              <w:trPr>
+                <w:cantSplit/>
+              </w:trPr>
+              <w:tc>
+                <w:tcPr/>
+                <w:p>
+                  <w:pPr>
+                    <w:pStyle w:val="Compact"/>
+                  </w:pPr>
+                </w:p>
+              </w:tc>
+              <w:tc>
+                <w:tcPr/>
+                <w:p>
+                  <w:pPr>
+                    <w:pStyle w:val="Compact"/>
+                  </w:pPr>
+                </w:p>
+              </w:tc>
+            </w:tr>
+          </w:tbl>
+          <w:bookmarkEnd w:id="29"/>
+          <w:p/>
+        </w:tc>
+      </w:tr>
+    </w:tbl>
+    <w:p>
+      <w:pPr>
+        <w:pStyle w:val="Compact"/>
+        <w:numPr>
+          <w:ilvl w:val="0"/>
+          <w:numId w:val="1005"/>
+        </w:numPr>
+      </w:pPr>
+      <w:r>
+        <w:rPr>
+          <w:b/>
+          <w:bCs/>
+        </w:rPr>
+        <w:t xml:space="preserve">Fejlkilder.</w:t>
+      </w:r>
+      <w:r>
+        <w:t xml:space="preserve"> </w:t>
+      </w:r>
+      <w:r>
+        <w:t xml:space="preserve">Gik noget galt undervejs, skal I skrive hvad, og vurdere hvilken vej det trak resultatet. Gik alt som planlagt, skriver I det. I skal ikke skrive om fejl, der</w:t>
+      </w:r>
+      <w:r>
+        <w:t xml:space="preserve"> </w:t>
+      </w:r>
+      <w:r>
+        <w:rPr>
+          <w:i/>
+          <w:iCs/>
+        </w:rPr>
+        <w:t xml:space="preserve">kunne</w:t>
+      </w:r>
+      <w:r>
+        <w:t xml:space="preserve"> </w:t>
+      </w:r>
+      <w:r>
+        <w:t xml:space="preserve">være sket.</w:t>
+      </w:r>
+    </w:p>
+    <w:p>
+      <w:pPr>
+        <w:pStyle w:val="Compact"/>
+        <w:numPr>
+          <w:ilvl w:val="0"/>
+          <w:numId w:val="1005"/>
+        </w:numPr>
+      </w:pPr>
+      <w:r>
+        <w:rPr>
+          <w:b/>
+          <w:bCs/>
+        </w:rPr>
+        <w:t xml:space="preserve">Konklusion.</w:t>
+      </w:r>
+      <w:r>
+        <w:t xml:space="preserve"> </w:t>
+      </w:r>
+      <w:r>
+        <w:t xml:space="preserve">Saml op: hvilken vej gik vandet i de fem skåle, hvad blev kartoffelcellernes indhold af opløste stoffer bestemt til, og hvor sikkert er det tal?</w:t>
+      </w:r>
+    </w:p>
+    <w:bookmarkEnd w:id="30"/>
     <w:sectPr>
       <w:headerReference r:id="rId7" w:type="default"/>
       <w:footerReference r:id="rId8" w:type="default"/>
@@ -1432,6 +1984,176 @@
       </w:rPr>
     </w:lvl>
   </w:abstractNum>
+  <w:abstractNum w:abstractNumId="99412">
+    <w:nsid w:val="00A99412"/>
+    <w:multiLevelType w:val="multilevel"/>
+    <w:lvl w:ilvl="0">
+      <w:start w:val="2"/>
+      <w:numFmt w:val="decimal"/>
+      <w:lvlText w:val="%1."/>
+      <w:lvlJc w:val="left"/>
+      <w:pPr>
+        <w:ind w:left="720" w:hanging="360"/>
+      </w:pPr>
+    </w:lvl>
+    <w:lvl w:ilvl="1">
+      <w:start w:val="2"/>
+      <w:numFmt w:val="decimal"/>
+      <w:lvlText w:val="%2."/>
+      <w:lvlJc w:val="left"/>
+      <w:pPr>
+        <w:ind w:left="1440" w:hanging="360"/>
+      </w:pPr>
+    </w:lvl>
+    <w:lvl w:ilvl="2">
+      <w:start w:val="2"/>
+      <w:numFmt w:val="decimal"/>
+      <w:lvlText w:val="%3."/>
+      <w:lvlJc w:val="left"/>
+      <w:pPr>
+        <w:ind w:left="2160" w:hanging="360"/>
+      </w:pPr>
+    </w:lvl>
+    <w:lvl w:ilvl="3">
+      <w:start w:val="2"/>
+      <w:numFmt w:val="decimal"/>
+      <w:lvlText w:val="%4."/>
+      <w:lvlJc w:val="left"/>
+      <w:pPr>
+        <w:ind w:left="2880" w:hanging="360"/>
+      </w:pPr>
+    </w:lvl>
+    <w:lvl w:ilvl="4">
+      <w:start w:val="2"/>
+      <w:numFmt w:val="decimal"/>
+      <w:lvlText w:val="%5."/>
+      <w:lvlJc w:val="left"/>
+      <w:pPr>
+        <w:ind w:left="3600" w:hanging="360"/>
+      </w:pPr>
+    </w:lvl>
+    <w:lvl w:ilvl="5">
+      <w:start w:val="2"/>
+      <w:numFmt w:val="decimal"/>
+      <w:lvlText w:val="%6."/>
+      <w:lvlJc w:val="left"/>
+      <w:pPr>
+        <w:ind w:left="4320" w:hanging="360"/>
+      </w:pPr>
+    </w:lvl>
+    <w:lvl w:ilvl="6">
+      <w:start w:val="2"/>
+      <w:numFmt w:val="decimal"/>
+      <w:lvlText w:val="%7."/>
+      <w:lvlJc w:val="left"/>
+      <w:pPr>
+        <w:ind w:left="5040" w:hanging="360"/>
+      </w:pPr>
+    </w:lvl>
+    <w:lvl w:ilvl="7">
+      <w:start w:val="2"/>
+      <w:numFmt w:val="decimal"/>
+      <w:lvlText w:val="%8."/>
+      <w:lvlJc w:val="left"/>
+      <w:pPr>
+        <w:ind w:left="5760" w:hanging="360"/>
+      </w:pPr>
+    </w:lvl>
+    <w:lvl w:ilvl="8">
+      <w:start w:val="2"/>
+      <w:numFmt w:val="decimal"/>
+      <w:lvlText w:val="%9."/>
+      <w:lvlJc w:val="left"/>
+      <w:pPr>
+        <w:ind w:left="6480" w:hanging="360"/>
+      </w:pPr>
+    </w:lvl>
+  </w:abstractNum>
+  <w:abstractNum w:abstractNumId="99417">
+    <w:nsid w:val="00A99417"/>
+    <w:multiLevelType w:val="multilevel"/>
+    <w:lvl w:ilvl="0">
+      <w:start w:val="7"/>
+      <w:numFmt w:val="decimal"/>
+      <w:lvlText w:val="%1."/>
+      <w:lvlJc w:val="left"/>
+      <w:pPr>
+        <w:ind w:left="720" w:hanging="360"/>
+      </w:pPr>
+    </w:lvl>
+    <w:lvl w:ilvl="1">
+      <w:start w:val="7"/>
+      <w:numFmt w:val="decimal"/>
+      <w:lvlText w:val="%2."/>
+      <w:lvlJc w:val="left"/>
+      <w:pPr>
+        <w:ind w:left="1440" w:hanging="360"/>
+      </w:pPr>
+    </w:lvl>
+    <w:lvl w:ilvl="2">
+      <w:start w:val="7"/>
+      <w:numFmt w:val="decimal"/>
+      <w:lvlText w:val="%3."/>
+      <w:lvlJc w:val="left"/>
+      <w:pPr>
+        <w:ind w:left="2160" w:hanging="360"/>
+      </w:pPr>
+    </w:lvl>
+    <w:lvl w:ilvl="3">
+      <w:start w:val="7"/>
+      <w:numFmt w:val="decimal"/>
+      <w:lvlText w:val="%4."/>
+      <w:lvlJc w:val="left"/>
+      <w:pPr>
+        <w:ind w:left="2880" w:hanging="360"/>
+      </w:pPr>
+    </w:lvl>
+    <w:lvl w:ilvl="4">
+      <w:start w:val="7"/>
+      <w:numFmt w:val="decimal"/>
+      <w:lvlText w:val="%5."/>
+      <w:lvlJc w:val="left"/>
+      <w:pPr>
+        <w:ind w:left="3600" w:hanging="360"/>
+      </w:pPr>
+    </w:lvl>
+    <w:lvl w:ilvl="5">
+      <w:start w:val="7"/>
+      <w:numFmt w:val="decimal"/>
+      <w:lvlText w:val="%6."/>
+      <w:lvlJc w:val="left"/>
+      <w:pPr>
+        <w:ind w:left="4320" w:hanging="360"/>
+      </w:pPr>
+    </w:lvl>
+    <w:lvl w:ilvl="6">
+      <w:start w:val="7"/>
+      <w:numFmt w:val="decimal"/>
+      <w:lvlText w:val="%7."/>
+      <w:lvlJc w:val="left"/>
+      <w:pPr>
+        <w:ind w:left="5040" w:hanging="360"/>
+      </w:pPr>
+    </w:lvl>
+    <w:lvl w:ilvl="7">
+      <w:start w:val="7"/>
+      <w:numFmt w:val="decimal"/>
+      <w:lvlText w:val="%8."/>
+      <w:lvlJc w:val="left"/>
+      <w:pPr>
+        <w:ind w:left="5760" w:hanging="360"/>
+      </w:pPr>
+    </w:lvl>
+    <w:lvl w:ilvl="8">
+      <w:start w:val="7"/>
+      <w:numFmt w:val="decimal"/>
+      <w:lvlText w:val="%9."/>
+      <w:lvlJc w:val="left"/>
+      <w:pPr>
+        <w:ind w:left="6480" w:hanging="360"/>
+      </w:pPr>
+    </w:lvl>
+  </w:abstractNum>
   <w:num w:numId="1">
     <w:abstractNumId w:val="1"/>
     <w:lvlOverride w:ilvl="0">
@@ -1485,6 +2207,96 @@
   </w:num>
   <w:num w:numId="1002">
     <w:abstractNumId w:val="991"/>
+  </w:num>
+  <w:num w:numId="1003">
+    <w:abstractNumId w:val="99411"/>
+    <w:lvlOverride w:ilvl="0">
+      <w:startOverride w:val="1"/>
+    </w:lvlOverride>
+    <w:lvlOverride w:ilvl="1">
+      <w:startOverride w:val="1"/>
+    </w:lvlOverride>
+    <w:lvlOverride w:ilvl="2">
+      <w:startOverride w:val="1"/>
+    </w:lvlOverride>
+    <w:lvlOverride w:ilvl="3">
+      <w:startOverride w:val="1"/>
+    </w:lvlOverride>
+    <w:lvlOverride w:ilvl="4">
+      <w:startOverride w:val="1"/>
+    </w:lvlOverride>
+    <w:lvlOverride w:ilvl="5">
+      <w:startOverride w:val="1"/>
+    </w:lvlOverride>
+    <w:lvlOverride w:ilvl="6">
+      <w:startOverride w:val="1"/>
+    </w:lvlOverride>
+    <w:lvlOverride w:ilvl="7">
+      <w:startOverride w:val="1"/>
+    </w:lvlOverride>
+    <w:lvlOverride w:ilvl="8">
+      <w:startOverride w:val="1"/>
+    </w:lvlOverride>
+  </w:num>
+  <w:num w:numId="1004">
+    <w:abstractNumId w:val="99412"/>
+    <w:lvlOverride w:ilvl="0">
+      <w:startOverride w:val="2"/>
+    </w:lvlOverride>
+    <w:lvlOverride w:ilvl="1">
+      <w:startOverride w:val="2"/>
+    </w:lvlOverride>
+    <w:lvlOverride w:ilvl="2">
+      <w:startOverride w:val="2"/>
+    </w:lvlOverride>
+    <w:lvlOverride w:ilvl="3">
+      <w:startOverride w:val="2"/>
+    </w:lvlOverride>
+    <w:lvlOverride w:ilvl="4">
+      <w:startOverride w:val="2"/>
+    </w:lvlOverride>
+    <w:lvlOverride w:ilvl="5">
+      <w:startOverride w:val="2"/>
+    </w:lvlOverride>
+    <w:lvlOverride w:ilvl="6">
+      <w:startOverride w:val="2"/>
+    </w:lvlOverride>
+    <w:lvlOverride w:ilvl="7">
+      <w:startOverride w:val="2"/>
+    </w:lvlOverride>
+    <w:lvlOverride w:ilvl="8">
+      <w:startOverride w:val="2"/>
+    </w:lvlOverride>
+  </w:num>
+  <w:num w:numId="1005">
+    <w:abstractNumId w:val="99417"/>
+    <w:lvlOverride w:ilvl="0">
+      <w:startOverride w:val="7"/>
+    </w:lvlOverride>
+    <w:lvlOverride w:ilvl="1">
+      <w:startOverride w:val="7"/>
+    </w:lvlOverride>
+    <w:lvlOverride w:ilvl="2">
+      <w:startOverride w:val="7"/>
+    </w:lvlOverride>
+    <w:lvlOverride w:ilvl="3">
+      <w:startOverride w:val="7"/>
+    </w:lvlOverride>
+    <w:lvlOverride w:ilvl="4">
+      <w:startOverride w:val="7"/>
+    </w:lvlOverride>
+    <w:lvlOverride w:ilvl="5">
+      <w:startOverride w:val="7"/>
+    </w:lvlOverride>
+    <w:lvlOverride w:ilvl="6">
+      <w:startOverride w:val="7"/>
+    </w:lvlOverride>
+    <w:lvlOverride w:ilvl="7">
+      <w:startOverride w:val="7"/>
+    </w:lvlOverride>
+    <w:lvlOverride w:ilvl="8">
+      <w:startOverride w:val="7"/>
+    </w:lvlOverride>
   </w:num>
 </w:numbering>
 </file>

--- a/Øvelser/Biologi/osmose-i-kartofler/osmose-i-kartofler.docx
+++ b/Øvelser/Biologi/osmose-i-kartofler/osmose-i-kartofler.docx
@@ -1218,18 +1218,6 @@
         </w:numPr>
       </w:pPr>
       <w:r>
-        <w:t xml:space="preserve">Skriv for hver af de fem skåle, om opløsningen var hypotonisk, isotonisk eller hypertonisk i forhold til kartoffelcellerne, og forklar ud fra osmose, hvorfor vandet bevægede sig, som det gjorde. Hænger det sammen med den konsistens, I noterede?</w:t>
-      </w:r>
-    </w:p>
-    <w:p>
-      <w:pPr>
-        <w:pStyle w:val="Compact"/>
-        <w:numPr>
-          <w:ilvl w:val="0"/>
-          <w:numId w:val="1004"/>
-        </w:numPr>
-      </w:pPr>
-      <w:r>
         <w:t xml:space="preserve">Sammenlign jeres aflæste koncentration med to andre gruppers i</w:t>
       </w:r>
       <w:r>
@@ -1396,6 +1384,16 @@
         </w:tc>
       </w:tr>
     </w:tbl>
+    <w:bookmarkEnd w:id="30"/>
+    <w:bookmarkStart w:id="31" w:name="journalspørgsmål"/>
+    <w:p>
+      <w:pPr>
+        <w:pStyle w:val="Heading2"/>
+      </w:pPr>
+      <w:r>
+        <w:t xml:space="preserve">Journalspørgsmål</w:t>
+      </w:r>
+    </w:p>
     <w:p>
       <w:pPr>
         <w:pStyle w:val="Compact"/>
@@ -1405,6 +1403,91 @@
         </w:numPr>
       </w:pPr>
       <w:r>
+        <w:t xml:space="preserve">Skriv for hver af de fem skåle, om opløsningen var hypotonisk, isotonisk eller hypertonisk i forhold til kartoffelcellerne, og forklar ud fra osmose, hvorfor vandet bevægede sig, som det gjorde. Hænger det sammen med den konsistens, I noterede?</w:t>
+      </w:r>
+    </w:p>
+    <w:p>
+      <w:pPr>
+        <w:pStyle w:val="Compact"/>
+        <w:numPr>
+          <w:ilvl w:val="0"/>
+          <w:numId w:val="1005"/>
+        </w:numPr>
+      </w:pPr>
+      <w:r>
+        <w:t xml:space="preserve">Hvorfor er det vand, der bevæger sig gennem cellemembranen, og ikke Na⁺- og Cl⁻-ionerne? Brug begrebet</w:t>
+      </w:r>
+      <w:r>
+        <w:t xml:space="preserve"> </w:t>
+      </w:r>
+      <w:r>
+        <w:rPr>
+          <w:i/>
+          <w:iCs/>
+        </w:rPr>
+        <w:t xml:space="preserve">semipermeabel membran</w:t>
+      </w:r>
+      <w:r>
+        <w:t xml:space="preserve">.</w:t>
+      </w:r>
+    </w:p>
+    <w:p>
+      <w:pPr>
+        <w:pStyle w:val="Compact"/>
+        <w:numPr>
+          <w:ilvl w:val="0"/>
+          <w:numId w:val="1005"/>
+        </w:numPr>
+      </w:pPr>
+      <w:r>
+        <w:t xml:space="preserve">Forklar, hvorfor kartoffelskiven i destilleret vand bliver fast og spændstig, men ikke sprænger — mens en dyrecelle, fx et rødt blodlegeme, ville sprænge i destilleret vand. Hvilken rolle spiller cellevæggen og turgortrykket?</w:t>
+      </w:r>
+    </w:p>
+    <w:p>
+      <w:pPr>
+        <w:pStyle w:val="Compact"/>
+        <w:numPr>
+          <w:ilvl w:val="0"/>
+          <w:numId w:val="1005"/>
+        </w:numPr>
+      </w:pPr>
+      <w:r>
+        <w:t xml:space="preserve">Hvad ville I — ud fra jeres viden om osmose — have forudsagt om vægtændringen i hver af de fem opløsninger før forsøget? Stemte forudsigelserne med resultaterne, og hvor afveg de?</w:t>
+      </w:r>
+    </w:p>
+    <w:p>
+      <w:pPr>
+        <w:pStyle w:val="Compact"/>
+        <w:numPr>
+          <w:ilvl w:val="0"/>
+          <w:numId w:val="1005"/>
+        </w:numPr>
+      </w:pPr>
+      <w:r>
+        <w:t xml:space="preserve">Planter i jord tæt ved kysten eller langs saltede veje kan visne, selv om jorden er fugtig. Forklar hvorfor ud fra jeres resultater.</w:t>
+      </w:r>
+    </w:p>
+    <w:p>
+      <w:pPr>
+        <w:pStyle w:val="Compact"/>
+        <w:numPr>
+          <w:ilvl w:val="0"/>
+          <w:numId w:val="1005"/>
+        </w:numPr>
+      </w:pPr>
+      <w:r>
+        <w:t xml:space="preserve">Hvorfor bruger man et saltvand på 0,9 % NaCl (isotonisk saltvand) til drop og til at skylle sår, og hvordan ligger det i forhold til den koncentration, I fandt for kartoflen?</w:t>
+      </w:r>
+    </w:p>
+    <w:p>
+      <w:pPr>
+        <w:pStyle w:val="Compact"/>
+        <w:numPr>
+          <w:ilvl w:val="0"/>
+          <w:numId w:val="1005"/>
+        </w:numPr>
+      </w:pPr>
+      <w:r>
         <w:rPr>
           <w:b/>
           <w:bCs/>
@@ -1456,7 +1539,7 @@
         <w:t xml:space="preserve">Saml op: hvilken vej gik vandet i de fem skåle, hvad blev kartoffelcellernes indhold af opløste stoffer bestemt til, og hvor sikkert er det tal?</w:t>
       </w:r>
     </w:p>
-    <w:bookmarkEnd w:id="30"/>
+    <w:bookmarkEnd w:id="31"/>
     <w:sectPr>
       <w:headerReference r:id="rId7" w:type="default"/>
       <w:footerReference r:id="rId8" w:type="default"/>
@@ -2069,91 +2152,6 @@
       </w:pPr>
     </w:lvl>
   </w:abstractNum>
-  <w:abstractNum w:abstractNumId="99417">
-    <w:nsid w:val="00A99417"/>
-    <w:multiLevelType w:val="multilevel"/>
-    <w:lvl w:ilvl="0">
-      <w:start w:val="7"/>
-      <w:numFmt w:val="decimal"/>
-      <w:lvlText w:val="%1."/>
-      <w:lvlJc w:val="left"/>
-      <w:pPr>
-        <w:ind w:left="720" w:hanging="360"/>
-      </w:pPr>
-    </w:lvl>
-    <w:lvl w:ilvl="1">
-      <w:start w:val="7"/>
-      <w:numFmt w:val="decimal"/>
-      <w:lvlText w:val="%2."/>
-      <w:lvlJc w:val="left"/>
-      <w:pPr>
-        <w:ind w:left="1440" w:hanging="360"/>
-      </w:pPr>
-    </w:lvl>
-    <w:lvl w:ilvl="2">
-      <w:start w:val="7"/>
-      <w:numFmt w:val="decimal"/>
-      <w:lvlText w:val="%3."/>
-      <w:lvlJc w:val="left"/>
-      <w:pPr>
-        <w:ind w:left="2160" w:hanging="360"/>
-      </w:pPr>
-    </w:lvl>
-    <w:lvl w:ilvl="3">
-      <w:start w:val="7"/>
-      <w:numFmt w:val="decimal"/>
-      <w:lvlText w:val="%4."/>
-      <w:lvlJc w:val="left"/>
-      <w:pPr>
-        <w:ind w:left="2880" w:hanging="360"/>
-      </w:pPr>
-    </w:lvl>
-    <w:lvl w:ilvl="4">
-      <w:start w:val="7"/>
-      <w:numFmt w:val="decimal"/>
-      <w:lvlText w:val="%5."/>
-      <w:lvlJc w:val="left"/>
-      <w:pPr>
-        <w:ind w:left="3600" w:hanging="360"/>
-      </w:pPr>
-    </w:lvl>
-    <w:lvl w:ilvl="5">
-      <w:start w:val="7"/>
-      <w:numFmt w:val="decimal"/>
-      <w:lvlText w:val="%6."/>
-      <w:lvlJc w:val="left"/>
-      <w:pPr>
-        <w:ind w:left="4320" w:hanging="360"/>
-      </w:pPr>
-    </w:lvl>
-    <w:lvl w:ilvl="6">
-      <w:start w:val="7"/>
-      <w:numFmt w:val="decimal"/>
-      <w:lvlText w:val="%7."/>
-      <w:lvlJc w:val="left"/>
-      <w:pPr>
-        <w:ind w:left="5040" w:hanging="360"/>
-      </w:pPr>
-    </w:lvl>
-    <w:lvl w:ilvl="7">
-      <w:start w:val="7"/>
-      <w:numFmt w:val="decimal"/>
-      <w:lvlText w:val="%8."/>
-      <w:lvlJc w:val="left"/>
-      <w:pPr>
-        <w:ind w:left="5760" w:hanging="360"/>
-      </w:pPr>
-    </w:lvl>
-    <w:lvl w:ilvl="8">
-      <w:start w:val="7"/>
-      <w:numFmt w:val="decimal"/>
-      <w:lvlText w:val="%9."/>
-      <w:lvlJc w:val="left"/>
-      <w:pPr>
-        <w:ind w:left="6480" w:hanging="360"/>
-      </w:pPr>
-    </w:lvl>
-  </w:abstractNum>
   <w:num w:numId="1">
     <w:abstractNumId w:val="1"/>
     <w:lvlOverride w:ilvl="0">
@@ -2269,33 +2267,33 @@
     </w:lvlOverride>
   </w:num>
   <w:num w:numId="1005">
-    <w:abstractNumId w:val="99417"/>
+    <w:abstractNumId w:val="99411"/>
     <w:lvlOverride w:ilvl="0">
-      <w:startOverride w:val="7"/>
+      <w:startOverride w:val="1"/>
     </w:lvlOverride>
     <w:lvlOverride w:ilvl="1">
-      <w:startOverride w:val="7"/>
+      <w:startOverride w:val="1"/>
     </w:lvlOverride>
     <w:lvlOverride w:ilvl="2">
-      <w:startOverride w:val="7"/>
+      <w:startOverride w:val="1"/>
     </w:lvlOverride>
     <w:lvlOverride w:ilvl="3">
-      <w:startOverride w:val="7"/>
+      <w:startOverride w:val="1"/>
     </w:lvlOverride>
     <w:lvlOverride w:ilvl="4">
-      <w:startOverride w:val="7"/>
+      <w:startOverride w:val="1"/>
     </w:lvlOverride>
     <w:lvlOverride w:ilvl="5">
-      <w:startOverride w:val="7"/>
+      <w:startOverride w:val="1"/>
     </w:lvlOverride>
     <w:lvlOverride w:ilvl="6">
-      <w:startOverride w:val="7"/>
+      <w:startOverride w:val="1"/>
     </w:lvlOverride>
     <w:lvlOverride w:ilvl="7">
-      <w:startOverride w:val="7"/>
+      <w:startOverride w:val="1"/>
     </w:lvlOverride>
     <w:lvlOverride w:ilvl="8">
-      <w:startOverride w:val="7"/>
+      <w:startOverride w:val="1"/>
     </w:lvlOverride>
   </w:num>
 </w:numbering>
